--- a/docs/answers/as-conditionalprobability.docx
+++ b/docs/answers/as-conditionalprobability.docx
@@ -52,7 +52,7 @@
         </w:rPr>
         <w:t xml:space="preserve"> </w:t>
       </w:r>
-      <w:hyperlink r:id="rId20">
+      <w:hyperlink r:id="rId9">
         <w:r>
           <w:rPr>
             <w:rStyle w:val="Hyperlink"/>
@@ -82,7 +82,7 @@
         <w:t xml:space="preserve">Please attempt the questions before reading these answers.</w:t>
       </w:r>
     </w:p>
-    <w:bookmarkStart w:id="25" w:name="q1"/>
+    <w:bookmarkStart w:id="14" w:name="q1"/>
     <w:p>
       <w:pPr>
         <w:pStyle w:val="Heading2"/>
@@ -91,7 +91,7 @@
         <w:t xml:space="preserve">Q1</w:t>
       </w:r>
     </w:p>
-    <w:bookmarkStart w:id="21" w:name="section"/>
+    <w:bookmarkStart w:id="10" w:name="section"/>
     <w:p>
       <w:pPr>
         <w:pStyle w:val="Heading4"/>
@@ -111,24 +111,26 @@
       <m:oMath>
         <m:r>
           <m:rPr>
-            <m:sty m:val="p"/>
             <m:scr m:val="double-struck"/>
+            <m:sty m:val="p"/>
           </m:rPr>
           <m:t>P</m:t>
         </m:r>
-        <m:d>
-          <m:dPr>
-            <m:begChr m:val="("/>
-            <m:sepChr m:val=""/>
-            <m:endChr m:val=")"/>
-            <m:grow/>
-          </m:dPr>
-          <m:e>
-            <m:r>
-              <m:t>A</m:t>
-            </m:r>
-          </m:e>
-        </m:d>
+        <m:r>
+          <m:rPr>
+            <m:sty m:val="p"/>
+          </m:rPr>
+          <m:t>(</m:t>
+        </m:r>
+        <m:r>
+          <m:t>A</m:t>
+        </m:r>
+        <m:r>
+          <m:rPr>
+            <m:sty m:val="p"/>
+          </m:rPr>
+          <m:t>)</m:t>
+        </m:r>
         <m:r>
           <m:rPr>
             <m:sty m:val="p"/>
@@ -172,24 +174,26 @@
       <m:oMath>
         <m:r>
           <m:rPr>
-            <m:sty m:val="p"/>
             <m:scr m:val="double-struck"/>
+            <m:sty m:val="p"/>
           </m:rPr>
           <m:t>P</m:t>
         </m:r>
-        <m:d>
-          <m:dPr>
-            <m:begChr m:val="("/>
-            <m:sepChr m:val=""/>
-            <m:endChr m:val=")"/>
-            <m:grow/>
-          </m:dPr>
-          <m:e>
-            <m:r>
-              <m:t>B</m:t>
-            </m:r>
-          </m:e>
-        </m:d>
+        <m:r>
+          <m:rPr>
+            <m:sty m:val="p"/>
+          </m:rPr>
+          <m:t>(</m:t>
+        </m:r>
+        <m:r>
+          <m:t>B</m:t>
+        </m:r>
+        <m:r>
+          <m:rPr>
+            <m:sty m:val="p"/>
+          </m:rPr>
+          <m:t>)</m:t>
+        </m:r>
         <m:r>
           <m:rPr>
             <m:sty m:val="p"/>
@@ -233,33 +237,35 @@
       <m:oMath>
         <m:r>
           <m:rPr>
-            <m:sty m:val="p"/>
             <m:scr m:val="double-struck"/>
+            <m:sty m:val="p"/>
           </m:rPr>
           <m:t>P</m:t>
         </m:r>
-        <m:d>
-          <m:dPr>
-            <m:begChr m:val="("/>
-            <m:sepChr m:val=""/>
-            <m:endChr m:val=")"/>
-            <m:grow/>
-          </m:dPr>
-          <m:e>
-            <m:r>
-              <m:t>A</m:t>
-            </m:r>
-            <m:r>
-              <m:rPr>
-                <m:sty m:val="p"/>
-              </m:rPr>
-              <m:t>∩</m:t>
-            </m:r>
-            <m:r>
-              <m:t>B</m:t>
-            </m:r>
-          </m:e>
-        </m:d>
+        <m:r>
+          <m:rPr>
+            <m:sty m:val="p"/>
+          </m:rPr>
+          <m:t>(</m:t>
+        </m:r>
+        <m:r>
+          <m:t>A</m:t>
+        </m:r>
+        <m:r>
+          <m:rPr>
+            <m:sty m:val="p"/>
+          </m:rPr>
+          <m:t>∩</m:t>
+        </m:r>
+        <m:r>
+          <m:t>B</m:t>
+        </m:r>
+        <m:r>
+          <m:rPr>
+            <m:sty m:val="p"/>
+          </m:rPr>
+          <m:t>)</m:t>
+        </m:r>
         <m:r>
           <m:rPr>
             <m:sty m:val="p"/>
@@ -308,19 +314,59 @@
         <m:oMath>
           <m:r>
             <m:rPr>
-              <m:sty m:val="p"/>
               <m:scr m:val="double-struck"/>
+              <m:sty m:val="p"/>
             </m:rPr>
             <m:t>P</m:t>
           </m:r>
-          <m:d>
-            <m:dPr>
-              <m:begChr m:val="("/>
-              <m:sepChr m:val=""/>
-              <m:endChr m:val=")"/>
-              <m:grow/>
-            </m:dPr>
-            <m:e>
+          <m:r>
+            <m:rPr>
+              <m:sty m:val="p"/>
+            </m:rPr>
+            <m:t>(</m:t>
+          </m:r>
+          <m:r>
+            <m:t>A</m:t>
+          </m:r>
+          <m:r>
+            <m:rPr>
+              <m:sty m:val="p"/>
+            </m:rPr>
+            <m:t>∣</m:t>
+          </m:r>
+          <m:r>
+            <m:t>B</m:t>
+          </m:r>
+          <m:r>
+            <m:rPr>
+              <m:sty m:val="p"/>
+            </m:rPr>
+            <m:t>)</m:t>
+          </m:r>
+          <m:r>
+            <m:rPr>
+              <m:sty m:val="p"/>
+            </m:rPr>
+            <m:t>=</m:t>
+          </m:r>
+          <m:f>
+            <m:fPr>
+              <m:type m:val="bar"/>
+            </m:fPr>
+            <m:num>
+              <m:r>
+                <m:rPr>
+                  <m:scr m:val="double-struck"/>
+                  <m:sty m:val="p"/>
+                </m:rPr>
+                <m:t>P</m:t>
+              </m:r>
+              <m:r>
+                <m:rPr>
+                  <m:sty m:val="p"/>
+                </m:rPr>
+                <m:t>(</m:t>
+              </m:r>
               <m:r>
                 <m:t>A</m:t>
               </m:r>
@@ -328,75 +374,41 @@
                 <m:rPr>
                   <m:sty m:val="p"/>
                 </m:rPr>
-                <m:t>∣</m:t>
+                <m:t>∩</m:t>
               </m:r>
               <m:r>
                 <m:t>B</m:t>
               </m:r>
-            </m:e>
-          </m:d>
-          <m:r>
-            <m:rPr>
-              <m:sty m:val="p"/>
-            </m:rPr>
-            <m:t>=</m:t>
-          </m:r>
-          <m:f>
-            <m:fPr>
-              <m:type m:val="bar"/>
-            </m:fPr>
-            <m:num>
               <m:r>
                 <m:rPr>
                   <m:sty m:val="p"/>
-                  <m:scr m:val="double-struck"/>
                 </m:rPr>
-                <m:t>P</m:t>
+                <m:t>)</m:t>
               </m:r>
-              <m:d>
-                <m:dPr>
-                  <m:begChr m:val="("/>
-                  <m:sepChr m:val=""/>
-                  <m:endChr m:val=")"/>
-                  <m:grow/>
-                </m:dPr>
-                <m:e>
-                  <m:r>
-                    <m:t>A</m:t>
-                  </m:r>
-                  <m:r>
-                    <m:rPr>
-                      <m:sty m:val="p"/>
-                    </m:rPr>
-                    <m:t>∩</m:t>
-                  </m:r>
-                  <m:r>
-                    <m:t>B</m:t>
-                  </m:r>
-                </m:e>
-              </m:d>
             </m:num>
             <m:den>
               <m:r>
                 <m:rPr>
+                  <m:scr m:val="double-struck"/>
                   <m:sty m:val="p"/>
-                  <m:scr m:val="double-struck"/>
                 </m:rPr>
                 <m:t>P</m:t>
               </m:r>
-              <m:d>
-                <m:dPr>
-                  <m:begChr m:val="("/>
-                  <m:sepChr m:val=""/>
-                  <m:endChr m:val=")"/>
-                  <m:grow/>
-                </m:dPr>
-                <m:e>
-                  <m:r>
-                    <m:t>B</m:t>
-                  </m:r>
-                </m:e>
-              </m:d>
+              <m:r>
+                <m:rPr>
+                  <m:sty m:val="p"/>
+                </m:rPr>
+                <m:t>(</m:t>
+              </m:r>
+              <m:r>
+                <m:t>B</m:t>
+              </m:r>
+              <m:r>
+                <m:rPr>
+                  <m:sty m:val="p"/>
+                </m:rPr>
+                <m:t>)</m:t>
+              </m:r>
             </m:den>
           </m:f>
           <m:r>
@@ -490,8 +502,8 @@
         <w:t xml:space="preserve">.</w:t>
       </w:r>
     </w:p>
-    <w:bookmarkEnd w:id="21"/>
-    <w:bookmarkStart w:id="22" w:name="section-1"/>
+    <w:bookmarkEnd w:id="10"/>
+    <w:bookmarkStart w:id="11" w:name="section-1"/>
     <w:p>
       <w:pPr>
         <w:pStyle w:val="Heading4"/>
@@ -519,43 +531,45 @@
       <m:oMath>
         <m:r>
           <m:rPr>
-            <m:sty m:val="p"/>
             <m:scr m:val="double-struck"/>
+            <m:sty m:val="p"/>
           </m:rPr>
           <m:t>P</m:t>
         </m:r>
-        <m:d>
-          <m:dPr>
-            <m:begChr m:val="("/>
-            <m:sepChr m:val=""/>
-            <m:endChr m:val=")"/>
-            <m:grow/>
-          </m:dPr>
-          <m:e>
-            <m:r>
-              <m:rPr>
-                <m:nor/>
-                <m:sty m:val="p"/>
-                <m:scr m:val="sans-serif"/>
-              </m:rPr>
-              <m:t>Piano</m:t>
-            </m:r>
-            <m:r>
-              <m:rPr>
-                <m:sty m:val="p"/>
-              </m:rPr>
-              <m:t>∣</m:t>
-            </m:r>
-            <m:r>
-              <m:rPr>
-                <m:nor/>
-                <m:sty m:val="p"/>
-                <m:scr m:val="sans-serif"/>
-              </m:rPr>
-              <m:t>Left-handed</m:t>
-            </m:r>
-          </m:e>
-        </m:d>
+        <m:r>
+          <m:rPr>
+            <m:sty m:val="p"/>
+          </m:rPr>
+          <m:t>(</m:t>
+        </m:r>
+        <m:r>
+          <m:rPr>
+            <m:nor/>
+            <m:scr m:val="sans-serif"/>
+            <m:sty m:val="p"/>
+          </m:rPr>
+          <m:t>Piano</m:t>
+        </m:r>
+        <m:r>
+          <m:rPr>
+            <m:sty m:val="p"/>
+          </m:rPr>
+          <m:t>∣</m:t>
+        </m:r>
+        <m:r>
+          <m:rPr>
+            <m:nor/>
+            <m:scr m:val="sans-serif"/>
+            <m:sty m:val="p"/>
+          </m:rPr>
+          <m:t>Left-handed</m:t>
+        </m:r>
+        <m:r>
+          <m:rPr>
+            <m:sty m:val="p"/>
+          </m:rPr>
+          <m:t>)</m:t>
+        </m:r>
         <m:r>
           <m:rPr>
             <m:sty m:val="p"/>
@@ -586,8 +600,8 @@
         <w:t xml:space="preserve">.</w:t>
       </w:r>
     </w:p>
-    <w:bookmarkEnd w:id="22"/>
-    <w:bookmarkStart w:id="23" w:name="section-2"/>
+    <w:bookmarkEnd w:id="11"/>
+    <w:bookmarkStart w:id="12" w:name="section-2"/>
     <w:p>
       <w:pPr>
         <w:pStyle w:val="Heading4"/>
@@ -607,33 +621,35 @@
       <m:oMath>
         <m:r>
           <m:rPr>
-            <m:sty m:val="p"/>
             <m:scr m:val="double-struck"/>
+            <m:sty m:val="p"/>
           </m:rPr>
           <m:t>P</m:t>
         </m:r>
-        <m:d>
-          <m:dPr>
-            <m:begChr m:val="("/>
-            <m:sepChr m:val=""/>
-            <m:endChr m:val=")"/>
-            <m:grow/>
-          </m:dPr>
-          <m:e>
-            <m:r>
-              <m:t>A</m:t>
-            </m:r>
-            <m:r>
-              <m:rPr>
-                <m:sty m:val="p"/>
-              </m:rPr>
-              <m:t>∩</m:t>
-            </m:r>
-            <m:r>
-              <m:t>B</m:t>
-            </m:r>
-          </m:e>
-        </m:d>
+        <m:r>
+          <m:rPr>
+            <m:sty m:val="p"/>
+          </m:rPr>
+          <m:t>(</m:t>
+        </m:r>
+        <m:r>
+          <m:t>A</m:t>
+        </m:r>
+        <m:r>
+          <m:rPr>
+            <m:sty m:val="p"/>
+          </m:rPr>
+          <m:t>∩</m:t>
+        </m:r>
+        <m:r>
+          <m:t>B</m:t>
+        </m:r>
+        <m:r>
+          <m:rPr>
+            <m:sty m:val="p"/>
+          </m:rPr>
+          <m:t>)</m:t>
+        </m:r>
         <m:r>
           <m:rPr>
             <m:sty m:val="p"/>
@@ -659,24 +675,26 @@
       <m:oMath>
         <m:r>
           <m:rPr>
-            <m:sty m:val="p"/>
             <m:scr m:val="double-struck"/>
+            <m:sty m:val="p"/>
           </m:rPr>
           <m:t>P</m:t>
         </m:r>
-        <m:d>
-          <m:dPr>
-            <m:begChr m:val="("/>
-            <m:sepChr m:val=""/>
-            <m:endChr m:val=")"/>
-            <m:grow/>
-          </m:dPr>
-          <m:e>
-            <m:r>
-              <m:t>B</m:t>
-            </m:r>
-          </m:e>
-        </m:d>
+        <m:r>
+          <m:rPr>
+            <m:sty m:val="p"/>
+          </m:rPr>
+          <m:t>(</m:t>
+        </m:r>
+        <m:r>
+          <m:t>B</m:t>
+        </m:r>
+        <m:r>
+          <m:rPr>
+            <m:sty m:val="p"/>
+          </m:rPr>
+          <m:t>)</m:t>
+        </m:r>
         <m:r>
           <m:rPr>
             <m:sty m:val="p"/>
@@ -707,19 +725,59 @@
         <m:oMath>
           <m:r>
             <m:rPr>
-              <m:sty m:val="p"/>
               <m:scr m:val="double-struck"/>
+              <m:sty m:val="p"/>
             </m:rPr>
             <m:t>P</m:t>
           </m:r>
-          <m:d>
-            <m:dPr>
-              <m:begChr m:val="("/>
-              <m:sepChr m:val=""/>
-              <m:endChr m:val=")"/>
-              <m:grow/>
-            </m:dPr>
-            <m:e>
+          <m:r>
+            <m:rPr>
+              <m:sty m:val="p"/>
+            </m:rPr>
+            <m:t>(</m:t>
+          </m:r>
+          <m:r>
+            <m:t>A</m:t>
+          </m:r>
+          <m:r>
+            <m:rPr>
+              <m:sty m:val="p"/>
+            </m:rPr>
+            <m:t>∣</m:t>
+          </m:r>
+          <m:r>
+            <m:t>B</m:t>
+          </m:r>
+          <m:r>
+            <m:rPr>
+              <m:sty m:val="p"/>
+            </m:rPr>
+            <m:t>)</m:t>
+          </m:r>
+          <m:r>
+            <m:rPr>
+              <m:sty m:val="p"/>
+            </m:rPr>
+            <m:t>=</m:t>
+          </m:r>
+          <m:f>
+            <m:fPr>
+              <m:type m:val="bar"/>
+            </m:fPr>
+            <m:num>
+              <m:r>
+                <m:rPr>
+                  <m:scr m:val="double-struck"/>
+                  <m:sty m:val="p"/>
+                </m:rPr>
+                <m:t>P</m:t>
+              </m:r>
+              <m:r>
+                <m:rPr>
+                  <m:sty m:val="p"/>
+                </m:rPr>
+                <m:t>(</m:t>
+              </m:r>
               <m:r>
                 <m:t>A</m:t>
               </m:r>
@@ -727,75 +785,41 @@
                 <m:rPr>
                   <m:sty m:val="p"/>
                 </m:rPr>
-                <m:t>∣</m:t>
+                <m:t>∩</m:t>
               </m:r>
               <m:r>
                 <m:t>B</m:t>
               </m:r>
-            </m:e>
-          </m:d>
-          <m:r>
-            <m:rPr>
-              <m:sty m:val="p"/>
-            </m:rPr>
-            <m:t>=</m:t>
-          </m:r>
-          <m:f>
-            <m:fPr>
-              <m:type m:val="bar"/>
-            </m:fPr>
-            <m:num>
               <m:r>
                 <m:rPr>
                   <m:sty m:val="p"/>
-                  <m:scr m:val="double-struck"/>
                 </m:rPr>
-                <m:t>P</m:t>
+                <m:t>)</m:t>
               </m:r>
-              <m:d>
-                <m:dPr>
-                  <m:begChr m:val="("/>
-                  <m:sepChr m:val=""/>
-                  <m:endChr m:val=")"/>
-                  <m:grow/>
-                </m:dPr>
-                <m:e>
-                  <m:r>
-                    <m:t>A</m:t>
-                  </m:r>
-                  <m:r>
-                    <m:rPr>
-                      <m:sty m:val="p"/>
-                    </m:rPr>
-                    <m:t>∩</m:t>
-                  </m:r>
-                  <m:r>
-                    <m:t>B</m:t>
-                  </m:r>
-                </m:e>
-              </m:d>
             </m:num>
             <m:den>
               <m:r>
                 <m:rPr>
+                  <m:scr m:val="double-struck"/>
                   <m:sty m:val="p"/>
-                  <m:scr m:val="double-struck"/>
                 </m:rPr>
                 <m:t>P</m:t>
               </m:r>
-              <m:d>
-                <m:dPr>
-                  <m:begChr m:val="("/>
-                  <m:sepChr m:val=""/>
-                  <m:endChr m:val=")"/>
-                  <m:grow/>
-                </m:dPr>
-                <m:e>
-                  <m:r>
-                    <m:t>B</m:t>
-                  </m:r>
-                </m:e>
-              </m:d>
+              <m:r>
+                <m:rPr>
+                  <m:sty m:val="p"/>
+                </m:rPr>
+                <m:t>(</m:t>
+              </m:r>
+              <m:r>
+                <m:t>B</m:t>
+              </m:r>
+              <m:r>
+                <m:rPr>
+                  <m:sty m:val="p"/>
+                </m:rPr>
+                <m:t>)</m:t>
+              </m:r>
             </m:den>
           </m:f>
           <m:r>
@@ -850,8 +874,8 @@
         <w:t xml:space="preserve">.</w:t>
       </w:r>
     </w:p>
-    <w:bookmarkEnd w:id="23"/>
-    <w:bookmarkStart w:id="24" w:name="section-3"/>
+    <w:bookmarkEnd w:id="12"/>
+    <w:bookmarkStart w:id="13" w:name="section-3"/>
     <w:p>
       <w:pPr>
         <w:pStyle w:val="Heading4"/>
@@ -871,33 +895,35 @@
       <m:oMath>
         <m:r>
           <m:rPr>
-            <m:sty m:val="p"/>
             <m:scr m:val="double-struck"/>
+            <m:sty m:val="p"/>
           </m:rPr>
           <m:t>P</m:t>
         </m:r>
-        <m:d>
-          <m:dPr>
-            <m:begChr m:val="("/>
-            <m:sepChr m:val=""/>
-            <m:endChr m:val=")"/>
-            <m:grow/>
-          </m:dPr>
-          <m:e>
-            <m:r>
-              <m:t>A</m:t>
-            </m:r>
-            <m:r>
-              <m:rPr>
-                <m:sty m:val="p"/>
-              </m:rPr>
-              <m:t>∩</m:t>
-            </m:r>
-            <m:r>
-              <m:t>B</m:t>
-            </m:r>
-          </m:e>
-        </m:d>
+        <m:r>
+          <m:rPr>
+            <m:sty m:val="p"/>
+          </m:rPr>
+          <m:t>(</m:t>
+        </m:r>
+        <m:r>
+          <m:t>A</m:t>
+        </m:r>
+        <m:r>
+          <m:rPr>
+            <m:sty m:val="p"/>
+          </m:rPr>
+          <m:t>∩</m:t>
+        </m:r>
+        <m:r>
+          <m:t>B</m:t>
+        </m:r>
+        <m:r>
+          <m:rPr>
+            <m:sty m:val="p"/>
+          </m:rPr>
+          <m:t>)</m:t>
+        </m:r>
         <m:r>
           <m:rPr>
             <m:sty m:val="p"/>
@@ -923,24 +949,26 @@
       <m:oMath>
         <m:r>
           <m:rPr>
-            <m:sty m:val="p"/>
             <m:scr m:val="double-struck"/>
+            <m:sty m:val="p"/>
           </m:rPr>
           <m:t>P</m:t>
         </m:r>
-        <m:d>
-          <m:dPr>
-            <m:begChr m:val="("/>
-            <m:sepChr m:val=""/>
-            <m:endChr m:val=")"/>
-            <m:grow/>
-          </m:dPr>
-          <m:e>
-            <m:r>
-              <m:t>B</m:t>
-            </m:r>
-          </m:e>
-        </m:d>
+        <m:r>
+          <m:rPr>
+            <m:sty m:val="p"/>
+          </m:rPr>
+          <m:t>(</m:t>
+        </m:r>
+        <m:r>
+          <m:t>B</m:t>
+        </m:r>
+        <m:r>
+          <m:rPr>
+            <m:sty m:val="p"/>
+          </m:rPr>
+          <m:t>)</m:t>
+        </m:r>
         <m:r>
           <m:rPr>
             <m:sty m:val="p"/>
@@ -971,33 +999,35 @@
         <m:oMath>
           <m:r>
             <m:rPr>
-              <m:sty m:val="p"/>
               <m:scr m:val="double-struck"/>
+              <m:sty m:val="p"/>
             </m:rPr>
             <m:t>P</m:t>
           </m:r>
-          <m:d>
-            <m:dPr>
-              <m:begChr m:val="("/>
-              <m:sepChr m:val=""/>
-              <m:endChr m:val=")"/>
-              <m:grow/>
-            </m:dPr>
-            <m:e>
-              <m:r>
-                <m:t>A</m:t>
-              </m:r>
-              <m:r>
-                <m:rPr>
-                  <m:sty m:val="p"/>
-                </m:rPr>
-                <m:t>∣</m:t>
-              </m:r>
-              <m:r>
-                <m:t>B</m:t>
-              </m:r>
-            </m:e>
-          </m:d>
+          <m:r>
+            <m:rPr>
+              <m:sty m:val="p"/>
+            </m:rPr>
+            <m:t>(</m:t>
+          </m:r>
+          <m:r>
+            <m:t>A</m:t>
+          </m:r>
+          <m:r>
+            <m:rPr>
+              <m:sty m:val="p"/>
+            </m:rPr>
+            <m:t>∣</m:t>
+          </m:r>
+          <m:r>
+            <m:t>B</m:t>
+          </m:r>
+          <m:r>
+            <m:rPr>
+              <m:sty m:val="p"/>
+            </m:rPr>
+            <m:t>)</m:t>
+          </m:r>
           <m:r>
             <m:rPr>
               <m:sty m:val="p"/>
@@ -1078,9 +1108,9 @@
         </w:pict>
       </w:r>
     </w:p>
-    <w:bookmarkEnd w:id="24"/>
-    <w:bookmarkEnd w:id="25"/>
-    <w:bookmarkStart w:id="30" w:name="q2"/>
+    <w:bookmarkEnd w:id="13"/>
+    <w:bookmarkEnd w:id="14"/>
+    <w:bookmarkStart w:id="19" w:name="q2"/>
     <w:p>
       <w:pPr>
         <w:pStyle w:val="Heading2"/>
@@ -1089,7 +1119,7 @@
         <w:t xml:space="preserve">Q2</w:t>
       </w:r>
     </w:p>
-    <w:bookmarkStart w:id="26" w:name="section-4"/>
+    <w:bookmarkStart w:id="15" w:name="section-4"/>
     <w:p>
       <w:pPr>
         <w:pStyle w:val="Heading4"/>
@@ -1109,29 +1139,31 @@
       <m:oMath>
         <m:r>
           <m:rPr>
-            <m:sty m:val="p"/>
             <m:scr m:val="double-struck"/>
+            <m:sty m:val="p"/>
           </m:rPr>
           <m:t>P</m:t>
         </m:r>
-        <m:d>
-          <m:dPr>
-            <m:begChr m:val="("/>
-            <m:sepChr m:val=""/>
-            <m:endChr m:val=")"/>
-            <m:grow/>
-          </m:dPr>
-          <m:e>
-            <m:r>
-              <m:rPr>
-                <m:nor/>
-                <m:sty m:val="p"/>
-                <m:scr m:val="sans-serif"/>
-              </m:rPr>
-              <m:t>first green</m:t>
-            </m:r>
-          </m:e>
-        </m:d>
+        <m:r>
+          <m:rPr>
+            <m:sty m:val="p"/>
+          </m:rPr>
+          <m:t>(</m:t>
+        </m:r>
+        <m:r>
+          <m:rPr>
+            <m:nor/>
+            <m:scr m:val="sans-serif"/>
+            <m:sty m:val="p"/>
+          </m:rPr>
+          <m:t>first green</m:t>
+        </m:r>
+        <m:r>
+          <m:rPr>
+            <m:sty m:val="p"/>
+          </m:rPr>
+          <m:t>)</m:t>
+        </m:r>
         <m:r>
           <m:rPr>
             <m:sty m:val="p"/>
@@ -1169,43 +1201,45 @@
       <m:oMath>
         <m:r>
           <m:rPr>
-            <m:sty m:val="p"/>
             <m:scr m:val="double-struck"/>
+            <m:sty m:val="p"/>
           </m:rPr>
           <m:t>P</m:t>
         </m:r>
-        <m:d>
-          <m:dPr>
-            <m:begChr m:val="("/>
-            <m:sepChr m:val=""/>
-            <m:endChr m:val=")"/>
-            <m:grow/>
-          </m:dPr>
-          <m:e>
-            <m:r>
-              <m:rPr>
-                <m:nor/>
-                <m:sty m:val="p"/>
-                <m:scr m:val="sans-serif"/>
-              </m:rPr>
-              <m:t>second green</m:t>
-            </m:r>
-            <m:r>
-              <m:rPr>
-                <m:sty m:val="p"/>
-              </m:rPr>
-              <m:t>∣</m:t>
-            </m:r>
-            <m:r>
-              <m:rPr>
-                <m:nor/>
-                <m:sty m:val="p"/>
-                <m:scr m:val="sans-serif"/>
-              </m:rPr>
-              <m:t>first green</m:t>
-            </m:r>
-          </m:e>
-        </m:d>
+        <m:r>
+          <m:rPr>
+            <m:sty m:val="p"/>
+          </m:rPr>
+          <m:t>(</m:t>
+        </m:r>
+        <m:r>
+          <m:rPr>
+            <m:nor/>
+            <m:scr m:val="sans-serif"/>
+            <m:sty m:val="p"/>
+          </m:rPr>
+          <m:t>second green</m:t>
+        </m:r>
+        <m:r>
+          <m:rPr>
+            <m:sty m:val="p"/>
+          </m:rPr>
+          <m:t>∣</m:t>
+        </m:r>
+        <m:r>
+          <m:rPr>
+            <m:nor/>
+            <m:scr m:val="sans-serif"/>
+            <m:sty m:val="p"/>
+          </m:rPr>
+          <m:t>first green</m:t>
+        </m:r>
+        <m:r>
+          <m:rPr>
+            <m:sty m:val="p"/>
+          </m:rPr>
+          <m:t>)</m:t>
+        </m:r>
         <m:r>
           <m:rPr>
             <m:sty m:val="p"/>
@@ -1248,29 +1282,31 @@
         <m:oMath>
           <m:r>
             <m:rPr>
-              <m:sty m:val="p"/>
               <m:scr m:val="double-struck"/>
+              <m:sty m:val="p"/>
             </m:rPr>
             <m:t>P</m:t>
           </m:r>
-          <m:d>
-            <m:dPr>
-              <m:begChr m:val="("/>
-              <m:sepChr m:val=""/>
-              <m:endChr m:val=")"/>
-              <m:grow/>
-            </m:dPr>
-            <m:e>
-              <m:r>
-                <m:rPr>
-                  <m:nor/>
-                  <m:sty m:val="p"/>
-                  <m:scr m:val="sans-serif"/>
-                </m:rPr>
-                <m:t>both green</m:t>
-              </m:r>
-            </m:e>
-          </m:d>
+          <m:r>
+            <m:rPr>
+              <m:sty m:val="p"/>
+            </m:rPr>
+            <m:t>(</m:t>
+          </m:r>
+          <m:r>
+            <m:rPr>
+              <m:nor/>
+              <m:scr m:val="sans-serif"/>
+              <m:sty m:val="p"/>
+            </m:rPr>
+            <m:t>both green</m:t>
+          </m:r>
+          <m:r>
+            <m:rPr>
+              <m:sty m:val="p"/>
+            </m:rPr>
+            <m:t>)</m:t>
+          </m:r>
           <m:r>
             <m:rPr>
               <m:sty m:val="p"/>
@@ -1379,8 +1415,8 @@
         <w:t xml:space="preserve">.</w:t>
       </w:r>
     </w:p>
-    <w:bookmarkEnd w:id="26"/>
-    <w:bookmarkStart w:id="27" w:name="section-5"/>
+    <w:bookmarkEnd w:id="15"/>
+    <w:bookmarkStart w:id="16" w:name="section-5"/>
     <w:p>
       <w:pPr>
         <w:pStyle w:val="Heading4"/>
@@ -1400,29 +1436,31 @@
       <m:oMath>
         <m:r>
           <m:rPr>
-            <m:sty m:val="p"/>
             <m:scr m:val="double-struck"/>
+            <m:sty m:val="p"/>
           </m:rPr>
           <m:t>P</m:t>
         </m:r>
-        <m:d>
-          <m:dPr>
-            <m:begChr m:val="("/>
-            <m:sepChr m:val=""/>
-            <m:endChr m:val=")"/>
-            <m:grow/>
-          </m:dPr>
-          <m:e>
-            <m:r>
-              <m:rPr>
-                <m:nor/>
-                <m:sty m:val="p"/>
-                <m:scr m:val="sans-serif"/>
-              </m:rPr>
-              <m:t>first pass</m:t>
-            </m:r>
-          </m:e>
-        </m:d>
+        <m:r>
+          <m:rPr>
+            <m:sty m:val="p"/>
+          </m:rPr>
+          <m:t>(</m:t>
+        </m:r>
+        <m:r>
+          <m:rPr>
+            <m:nor/>
+            <m:scr m:val="sans-serif"/>
+            <m:sty m:val="p"/>
+          </m:rPr>
+          <m:t>first pass</m:t>
+        </m:r>
+        <m:r>
+          <m:rPr>
+            <m:sty m:val="p"/>
+          </m:rPr>
+          <m:t>)</m:t>
+        </m:r>
         <m:r>
           <m:rPr>
             <m:sty m:val="p"/>
@@ -1448,43 +1486,45 @@
       <m:oMath>
         <m:r>
           <m:rPr>
-            <m:sty m:val="p"/>
             <m:scr m:val="double-struck"/>
+            <m:sty m:val="p"/>
           </m:rPr>
           <m:t>P</m:t>
         </m:r>
-        <m:d>
-          <m:dPr>
-            <m:begChr m:val="("/>
-            <m:sepChr m:val=""/>
-            <m:endChr m:val=")"/>
-            <m:grow/>
-          </m:dPr>
-          <m:e>
-            <m:r>
-              <m:rPr>
-                <m:nor/>
-                <m:sty m:val="p"/>
-                <m:scr m:val="sans-serif"/>
-              </m:rPr>
-              <m:t>second pass</m:t>
-            </m:r>
-            <m:r>
-              <m:rPr>
-                <m:sty m:val="p"/>
-              </m:rPr>
-              <m:t>∣</m:t>
-            </m:r>
-            <m:r>
-              <m:rPr>
-                <m:nor/>
-                <m:sty m:val="p"/>
-                <m:scr m:val="sans-serif"/>
-              </m:rPr>
-              <m:t>first pass</m:t>
-            </m:r>
-          </m:e>
-        </m:d>
+        <m:r>
+          <m:rPr>
+            <m:sty m:val="p"/>
+          </m:rPr>
+          <m:t>(</m:t>
+        </m:r>
+        <m:r>
+          <m:rPr>
+            <m:nor/>
+            <m:scr m:val="sans-serif"/>
+            <m:sty m:val="p"/>
+          </m:rPr>
+          <m:t>second pass</m:t>
+        </m:r>
+        <m:r>
+          <m:rPr>
+            <m:sty m:val="p"/>
+          </m:rPr>
+          <m:t>∣</m:t>
+        </m:r>
+        <m:r>
+          <m:rPr>
+            <m:nor/>
+            <m:scr m:val="sans-serif"/>
+            <m:sty m:val="p"/>
+          </m:rPr>
+          <m:t>first pass</m:t>
+        </m:r>
+        <m:r>
+          <m:rPr>
+            <m:sty m:val="p"/>
+          </m:rPr>
+          <m:t>)</m:t>
+        </m:r>
         <m:r>
           <m:rPr>
             <m:sty m:val="p"/>
@@ -1515,61 +1555,67 @@
         <m:oMath>
           <m:r>
             <m:rPr>
-              <m:sty m:val="p"/>
               <m:scr m:val="double-struck"/>
+              <m:sty m:val="p"/>
             </m:rPr>
             <m:t>P</m:t>
           </m:r>
-          <m:d>
-            <m:dPr>
-              <m:begChr m:val="("/>
-              <m:sepChr m:val=""/>
-              <m:endChr m:val=")"/>
-              <m:grow/>
-            </m:dPr>
-            <m:e>
-              <m:r>
-                <m:rPr>
-                  <m:nor/>
-                  <m:sty m:val="p"/>
-                  <m:scr m:val="sans-serif"/>
-                </m:rPr>
-                <m:t>both pass</m:t>
-              </m:r>
-            </m:e>
-          </m:d>
+          <m:r>
+            <m:rPr>
+              <m:sty m:val="p"/>
+            </m:rPr>
+            <m:t>(</m:t>
+          </m:r>
+          <m:r>
+            <m:rPr>
+              <m:nor/>
+              <m:scr m:val="sans-serif"/>
+              <m:sty m:val="p"/>
+            </m:rPr>
+            <m:t>both pass</m:t>
+          </m:r>
+          <m:r>
+            <m:rPr>
+              <m:sty m:val="p"/>
+            </m:rPr>
+            <m:t>)</m:t>
+          </m:r>
           <m:r>
             <m:rPr>
               <m:sty m:val="p"/>
             </m:rPr>
             <m:t>=</m:t>
           </m:r>
-          <m:d>
-            <m:dPr>
-              <m:begChr m:val="("/>
-              <m:sepChr m:val=""/>
-              <m:endChr m:val=")"/>
-              <m:grow/>
-            </m:dPr>
-            <m:e>
-              <m:r>
-                <m:t>0.9</m:t>
-              </m:r>
-            </m:e>
-          </m:d>
-          <m:d>
-            <m:dPr>
-              <m:begChr m:val="("/>
-              <m:sepChr m:val=""/>
-              <m:endChr m:val=")"/>
-              <m:grow/>
-            </m:dPr>
-            <m:e>
-              <m:r>
-                <m:t>0.95</m:t>
-              </m:r>
-            </m:e>
-          </m:d>
+          <m:r>
+            <m:rPr>
+              <m:sty m:val="p"/>
+            </m:rPr>
+            <m:t>(</m:t>
+          </m:r>
+          <m:r>
+            <m:t>0.9</m:t>
+          </m:r>
+          <m:r>
+            <m:rPr>
+              <m:sty m:val="p"/>
+            </m:rPr>
+            <m:t>)</m:t>
+          </m:r>
+          <m:r>
+            <m:rPr>
+              <m:sty m:val="p"/>
+            </m:rPr>
+            <m:t>(</m:t>
+          </m:r>
+          <m:r>
+            <m:t>0.95</m:t>
+          </m:r>
+          <m:r>
+            <m:rPr>
+              <m:sty m:val="p"/>
+            </m:rPr>
+            <m:t>)</m:t>
+          </m:r>
           <m:r>
             <m:rPr>
               <m:sty m:val="p"/>
@@ -1601,8 +1647,8 @@
         <w:t xml:space="preserve">.</w:t>
       </w:r>
     </w:p>
-    <w:bookmarkEnd w:id="27"/>
-    <w:bookmarkStart w:id="28" w:name="section-6"/>
+    <w:bookmarkEnd w:id="16"/>
+    <w:bookmarkStart w:id="17" w:name="section-6"/>
     <w:p>
       <w:pPr>
         <w:pStyle w:val="Heading4"/>
@@ -1630,29 +1676,31 @@
       <m:oMath>
         <m:r>
           <m:rPr>
-            <m:sty m:val="p"/>
             <m:scr m:val="double-struck"/>
+            <m:sty m:val="p"/>
           </m:rPr>
           <m:t>P</m:t>
         </m:r>
-        <m:d>
-          <m:dPr>
-            <m:begChr m:val="("/>
-            <m:sepChr m:val=""/>
-            <m:endChr m:val=")"/>
-            <m:grow/>
-          </m:dPr>
-          <m:e>
-            <m:r>
-              <m:rPr>
-                <m:nor/>
-                <m:sty m:val="p"/>
-                <m:scr m:val="sans-serif"/>
-              </m:rPr>
-              <m:t>heads</m:t>
-            </m:r>
-          </m:e>
-        </m:d>
+        <m:r>
+          <m:rPr>
+            <m:sty m:val="p"/>
+          </m:rPr>
+          <m:t>(</m:t>
+        </m:r>
+        <m:r>
+          <m:rPr>
+            <m:nor/>
+            <m:scr m:val="sans-serif"/>
+            <m:sty m:val="p"/>
+          </m:rPr>
+          <m:t>heads</m:t>
+        </m:r>
+        <m:r>
+          <m:rPr>
+            <m:sty m:val="p"/>
+          </m:rPr>
+          <m:t>)</m:t>
+        </m:r>
         <m:r>
           <m:rPr>
             <m:sty m:val="p"/>
@@ -1678,29 +1726,31 @@
       <m:oMath>
         <m:r>
           <m:rPr>
-            <m:sty m:val="p"/>
             <m:scr m:val="double-struck"/>
+            <m:sty m:val="p"/>
           </m:rPr>
           <m:t>P</m:t>
         </m:r>
-        <m:d>
-          <m:dPr>
-            <m:begChr m:val="("/>
-            <m:sepChr m:val=""/>
-            <m:endChr m:val=")"/>
-            <m:grow/>
-          </m:dPr>
-          <m:e>
-            <m:r>
-              <m:rPr>
-                <m:nor/>
-                <m:sty m:val="p"/>
-                <m:scr m:val="sans-serif"/>
-              </m:rPr>
-              <m:t>roll a 6</m:t>
-            </m:r>
-          </m:e>
-        </m:d>
+        <m:r>
+          <m:rPr>
+            <m:sty m:val="p"/>
+          </m:rPr>
+          <m:t>(</m:t>
+        </m:r>
+        <m:r>
+          <m:rPr>
+            <m:nor/>
+            <m:scr m:val="sans-serif"/>
+            <m:sty m:val="p"/>
+          </m:rPr>
+          <m:t>roll a 6</m:t>
+        </m:r>
+        <m:r>
+          <m:rPr>
+            <m:sty m:val="p"/>
+          </m:rPr>
+          <m:t>)</m:t>
+        </m:r>
         <m:r>
           <m:rPr>
             <m:sty m:val="p"/>
@@ -1743,48 +1793,52 @@
         <m:oMath>
           <m:r>
             <m:rPr>
-              <m:sty m:val="p"/>
               <m:scr m:val="double-struck"/>
+              <m:sty m:val="p"/>
             </m:rPr>
             <m:t>P</m:t>
           </m:r>
-          <m:d>
-            <m:dPr>
-              <m:begChr m:val="("/>
-              <m:sepChr m:val=""/>
-              <m:endChr m:val=")"/>
-              <m:grow/>
-            </m:dPr>
-            <m:e>
-              <m:r>
-                <m:rPr>
-                  <m:nor/>
-                  <m:sty m:val="p"/>
-                  <m:scr m:val="sans-serif"/>
-                </m:rPr>
-                <m:t>heads and 6</m:t>
-              </m:r>
-            </m:e>
-          </m:d>
+          <m:r>
+            <m:rPr>
+              <m:sty m:val="p"/>
+            </m:rPr>
+            <m:t>(</m:t>
+          </m:r>
+          <m:r>
+            <m:rPr>
+              <m:nor/>
+              <m:scr m:val="sans-serif"/>
+              <m:sty m:val="p"/>
+            </m:rPr>
+            <m:t>heads and 6</m:t>
+          </m:r>
+          <m:r>
+            <m:rPr>
+              <m:sty m:val="p"/>
+            </m:rPr>
+            <m:t>)</m:t>
+          </m:r>
           <m:r>
             <m:rPr>
               <m:sty m:val="p"/>
             </m:rPr>
             <m:t>=</m:t>
           </m:r>
-          <m:d>
-            <m:dPr>
-              <m:begChr m:val="("/>
-              <m:sepChr m:val=""/>
-              <m:endChr m:val=")"/>
-              <m:grow/>
-            </m:dPr>
-            <m:e>
-              <m:r>
-                <m:t>0.5</m:t>
-              </m:r>
-            </m:e>
-          </m:d>
+          <m:r>
+            <m:rPr>
+              <m:sty m:val="p"/>
+            </m:rPr>
+            <m:t>(</m:t>
+          </m:r>
+          <m:r>
+            <m:t>0.5</m:t>
+          </m:r>
+          <m:r>
+            <m:rPr>
+              <m:sty m:val="p"/>
+            </m:rPr>
+            <m:t>)</m:t>
+          </m:r>
           <m:d>
             <m:dPr>
               <m:begChr m:val="("/>
@@ -1879,8 +1933,8 @@
         <w:t xml:space="preserve">.</w:t>
       </w:r>
     </w:p>
-    <w:bookmarkEnd w:id="28"/>
-    <w:bookmarkStart w:id="29" w:name="section-7"/>
+    <w:bookmarkEnd w:id="17"/>
+    <w:bookmarkStart w:id="18" w:name="section-7"/>
     <w:p>
       <w:pPr>
         <w:pStyle w:val="Heading4"/>
@@ -1900,29 +1954,31 @@
       <m:oMath>
         <m:r>
           <m:rPr>
-            <m:sty m:val="p"/>
             <m:scr m:val="double-struck"/>
+            <m:sty m:val="p"/>
           </m:rPr>
           <m:t>P</m:t>
         </m:r>
-        <m:d>
-          <m:dPr>
-            <m:begChr m:val="("/>
-            <m:sepChr m:val=""/>
-            <m:endChr m:val=")"/>
-            <m:grow/>
-          </m:dPr>
-          <m:e>
-            <m:r>
-              <m:rPr>
-                <m:nor/>
-                <m:sty m:val="p"/>
-                <m:scr m:val="sans-serif"/>
-              </m:rPr>
-              <m:t>likes tea</m:t>
-            </m:r>
-          </m:e>
-        </m:d>
+        <m:r>
+          <m:rPr>
+            <m:sty m:val="p"/>
+          </m:rPr>
+          <m:t>(</m:t>
+        </m:r>
+        <m:r>
+          <m:rPr>
+            <m:nor/>
+            <m:scr m:val="sans-serif"/>
+            <m:sty m:val="p"/>
+          </m:rPr>
+          <m:t>likes tea</m:t>
+        </m:r>
+        <m:r>
+          <m:rPr>
+            <m:sty m:val="p"/>
+          </m:rPr>
+          <m:t>)</m:t>
+        </m:r>
         <m:r>
           <m:rPr>
             <m:sty m:val="p"/>
@@ -1948,43 +2004,45 @@
       <m:oMath>
         <m:r>
           <m:rPr>
-            <m:sty m:val="p"/>
             <m:scr m:val="double-struck"/>
+            <m:sty m:val="p"/>
           </m:rPr>
           <m:t>P</m:t>
         </m:r>
-        <m:d>
-          <m:dPr>
-            <m:begChr m:val="("/>
-            <m:sepChr m:val=""/>
-            <m:endChr m:val=")"/>
-            <m:grow/>
-          </m:dPr>
-          <m:e>
-            <m:r>
-              <m:rPr>
-                <m:nor/>
-                <m:sty m:val="p"/>
-                <m:scr m:val="sans-serif"/>
-              </m:rPr>
-              <m:t>likes coffee</m:t>
-            </m:r>
-            <m:r>
-              <m:rPr>
-                <m:sty m:val="p"/>
-              </m:rPr>
-              <m:t>∣</m:t>
-            </m:r>
-            <m:r>
-              <m:rPr>
-                <m:nor/>
-                <m:sty m:val="p"/>
-                <m:scr m:val="sans-serif"/>
-              </m:rPr>
-              <m:t>likes tea</m:t>
-            </m:r>
-          </m:e>
-        </m:d>
+        <m:r>
+          <m:rPr>
+            <m:sty m:val="p"/>
+          </m:rPr>
+          <m:t>(</m:t>
+        </m:r>
+        <m:r>
+          <m:rPr>
+            <m:nor/>
+            <m:scr m:val="sans-serif"/>
+            <m:sty m:val="p"/>
+          </m:rPr>
+          <m:t>likes coffee</m:t>
+        </m:r>
+        <m:r>
+          <m:rPr>
+            <m:sty m:val="p"/>
+          </m:rPr>
+          <m:t>∣</m:t>
+        </m:r>
+        <m:r>
+          <m:rPr>
+            <m:nor/>
+            <m:scr m:val="sans-serif"/>
+            <m:sty m:val="p"/>
+          </m:rPr>
+          <m:t>likes tea</m:t>
+        </m:r>
+        <m:r>
+          <m:rPr>
+            <m:sty m:val="p"/>
+          </m:rPr>
+          <m:t>)</m:t>
+        </m:r>
         <m:r>
           <m:rPr>
             <m:sty m:val="p"/>
@@ -2015,61 +2073,67 @@
         <m:oMath>
           <m:r>
             <m:rPr>
-              <m:sty m:val="p"/>
               <m:scr m:val="double-struck"/>
+              <m:sty m:val="p"/>
             </m:rPr>
             <m:t>P</m:t>
           </m:r>
-          <m:d>
-            <m:dPr>
-              <m:begChr m:val="("/>
-              <m:sepChr m:val=""/>
-              <m:endChr m:val=")"/>
-              <m:grow/>
-            </m:dPr>
-            <m:e>
-              <m:r>
-                <m:rPr>
-                  <m:nor/>
-                  <m:sty m:val="p"/>
-                  <m:scr m:val="sans-serif"/>
-                </m:rPr>
-                <m:t>likes both</m:t>
-              </m:r>
-            </m:e>
-          </m:d>
+          <m:r>
+            <m:rPr>
+              <m:sty m:val="p"/>
+            </m:rPr>
+            <m:t>(</m:t>
+          </m:r>
+          <m:r>
+            <m:rPr>
+              <m:nor/>
+              <m:scr m:val="sans-serif"/>
+              <m:sty m:val="p"/>
+            </m:rPr>
+            <m:t>likes both</m:t>
+          </m:r>
+          <m:r>
+            <m:rPr>
+              <m:sty m:val="p"/>
+            </m:rPr>
+            <m:t>)</m:t>
+          </m:r>
           <m:r>
             <m:rPr>
               <m:sty m:val="p"/>
             </m:rPr>
             <m:t>=</m:t>
           </m:r>
-          <m:d>
-            <m:dPr>
-              <m:begChr m:val="("/>
-              <m:sepChr m:val=""/>
-              <m:endChr m:val=")"/>
-              <m:grow/>
-            </m:dPr>
-            <m:e>
-              <m:r>
-                <m:t>0.7</m:t>
-              </m:r>
-            </m:e>
-          </m:d>
-          <m:d>
-            <m:dPr>
-              <m:begChr m:val="("/>
-              <m:sepChr m:val=""/>
-              <m:endChr m:val=")"/>
-              <m:grow/>
-            </m:dPr>
-            <m:e>
-              <m:r>
-                <m:t>0.6</m:t>
-              </m:r>
-            </m:e>
-          </m:d>
+          <m:r>
+            <m:rPr>
+              <m:sty m:val="p"/>
+            </m:rPr>
+            <m:t>(</m:t>
+          </m:r>
+          <m:r>
+            <m:t>0.7</m:t>
+          </m:r>
+          <m:r>
+            <m:rPr>
+              <m:sty m:val="p"/>
+            </m:rPr>
+            <m:t>)</m:t>
+          </m:r>
+          <m:r>
+            <m:rPr>
+              <m:sty m:val="p"/>
+            </m:rPr>
+            <m:t>(</m:t>
+          </m:r>
+          <m:r>
+            <m:t>0.6</m:t>
+          </m:r>
+          <m:r>
+            <m:rPr>
+              <m:sty m:val="p"/>
+            </m:rPr>
+            <m:t>)</m:t>
+          </m:r>
           <m:r>
             <m:rPr>
               <m:sty m:val="p"/>
@@ -2108,9 +2172,9 @@
         </w:pict>
       </w:r>
     </w:p>
-    <w:bookmarkEnd w:id="29"/>
-    <w:bookmarkEnd w:id="30"/>
-    <w:bookmarkStart w:id="35" w:name="q3"/>
+    <w:bookmarkEnd w:id="18"/>
+    <w:bookmarkEnd w:id="19"/>
+    <w:bookmarkStart w:id="24" w:name="q3"/>
     <w:p>
       <w:pPr>
         <w:pStyle w:val="Heading2"/>
@@ -2119,7 +2183,7 @@
         <w:t xml:space="preserve">Q3</w:t>
       </w:r>
     </w:p>
-    <w:bookmarkStart w:id="31" w:name="section-8"/>
+    <w:bookmarkStart w:id="20" w:name="section-8"/>
     <w:p>
       <w:pPr>
         <w:pStyle w:val="Heading4"/>
@@ -2141,24 +2205,26 @@
       <m:oMath>
         <m:r>
           <m:rPr>
-            <m:sty m:val="p"/>
             <m:scr m:val="double-struck"/>
+            <m:sty m:val="p"/>
           </m:rPr>
           <m:t>P</m:t>
         </m:r>
-        <m:d>
-          <m:dPr>
-            <m:begChr m:val="("/>
-            <m:sepChr m:val=""/>
-            <m:endChr m:val=")"/>
-            <m:grow/>
-          </m:dPr>
-          <m:e>
-            <m:r>
-              <m:t>A</m:t>
-            </m:r>
-          </m:e>
-        </m:d>
+        <m:r>
+          <m:rPr>
+            <m:sty m:val="p"/>
+          </m:rPr>
+          <m:t>(</m:t>
+        </m:r>
+        <m:r>
+          <m:t>A</m:t>
+        </m:r>
+        <m:r>
+          <m:rPr>
+            <m:sty m:val="p"/>
+          </m:rPr>
+          <m:t>)</m:t>
+        </m:r>
         <m:r>
           <m:rPr>
             <m:sty m:val="p"/>
@@ -2178,24 +2244,26 @@
       <m:oMath>
         <m:r>
           <m:rPr>
-            <m:sty m:val="p"/>
             <m:scr m:val="double-struck"/>
+            <m:sty m:val="p"/>
           </m:rPr>
           <m:t>P</m:t>
         </m:r>
-        <m:d>
-          <m:dPr>
-            <m:begChr m:val="("/>
-            <m:sepChr m:val=""/>
-            <m:endChr m:val=")"/>
-            <m:grow/>
-          </m:dPr>
-          <m:e>
-            <m:r>
-              <m:t>B</m:t>
-            </m:r>
-          </m:e>
-        </m:d>
+        <m:r>
+          <m:rPr>
+            <m:sty m:val="p"/>
+          </m:rPr>
+          <m:t>(</m:t>
+        </m:r>
+        <m:r>
+          <m:t>B</m:t>
+        </m:r>
+        <m:r>
+          <m:rPr>
+            <m:sty m:val="p"/>
+          </m:rPr>
+          <m:t>)</m:t>
+        </m:r>
         <m:r>
           <m:rPr>
             <m:sty m:val="p"/>
@@ -2215,33 +2283,35 @@
       <m:oMath>
         <m:r>
           <m:rPr>
-            <m:sty m:val="p"/>
             <m:scr m:val="double-struck"/>
+            <m:sty m:val="p"/>
           </m:rPr>
           <m:t>P</m:t>
         </m:r>
-        <m:d>
-          <m:dPr>
-            <m:begChr m:val="("/>
-            <m:sepChr m:val=""/>
-            <m:endChr m:val=")"/>
-            <m:grow/>
-          </m:dPr>
-          <m:e>
-            <m:r>
-              <m:t>A</m:t>
-            </m:r>
-            <m:r>
-              <m:rPr>
-                <m:sty m:val="p"/>
-              </m:rPr>
-              <m:t>∩</m:t>
-            </m:r>
-            <m:r>
-              <m:t>B</m:t>
-            </m:r>
-          </m:e>
-        </m:d>
+        <m:r>
+          <m:rPr>
+            <m:sty m:val="p"/>
+          </m:rPr>
+          <m:t>(</m:t>
+        </m:r>
+        <m:r>
+          <m:t>A</m:t>
+        </m:r>
+        <m:r>
+          <m:rPr>
+            <m:sty m:val="p"/>
+          </m:rPr>
+          <m:t>∩</m:t>
+        </m:r>
+        <m:r>
+          <m:t>B</m:t>
+        </m:r>
+        <m:r>
+          <m:rPr>
+            <m:sty m:val="p"/>
+          </m:rPr>
+          <m:t>)</m:t>
+        </m:r>
         <m:r>
           <m:rPr>
             <m:sty m:val="p"/>
@@ -2272,76 +2342,84 @@
         <m:oMath>
           <m:r>
             <m:rPr>
-              <m:sty m:val="p"/>
               <m:scr m:val="double-struck"/>
+              <m:sty m:val="p"/>
             </m:rPr>
             <m:t>P</m:t>
           </m:r>
-          <m:d>
-            <m:dPr>
-              <m:begChr m:val="("/>
-              <m:sepChr m:val=""/>
-              <m:endChr m:val=")"/>
-              <m:grow/>
-            </m:dPr>
-            <m:e>
-              <m:r>
-                <m:t>A</m:t>
-              </m:r>
-            </m:e>
-          </m:d>
-          <m:r>
-            <m:rPr>
-              <m:sty m:val="p"/>
+          <m:r>
+            <m:rPr>
+              <m:sty m:val="p"/>
+            </m:rPr>
+            <m:t>(</m:t>
+          </m:r>
+          <m:r>
+            <m:t>A</m:t>
+          </m:r>
+          <m:r>
+            <m:rPr>
+              <m:sty m:val="p"/>
+            </m:rPr>
+            <m:t>)</m:t>
+          </m:r>
+          <m:r>
+            <m:rPr>
               <m:scr m:val="double-struck"/>
+              <m:sty m:val="p"/>
             </m:rPr>
             <m:t>P</m:t>
           </m:r>
-          <m:d>
-            <m:dPr>
-              <m:begChr m:val="("/>
-              <m:sepChr m:val=""/>
-              <m:endChr m:val=")"/>
-              <m:grow/>
-            </m:dPr>
-            <m:e>
-              <m:r>
-                <m:t>B</m:t>
-              </m:r>
-            </m:e>
-          </m:d>
+          <m:r>
+            <m:rPr>
+              <m:sty m:val="p"/>
+            </m:rPr>
+            <m:t>(</m:t>
+          </m:r>
+          <m:r>
+            <m:t>B</m:t>
+          </m:r>
+          <m:r>
+            <m:rPr>
+              <m:sty m:val="p"/>
+            </m:rPr>
+            <m:t>)</m:t>
+          </m:r>
           <m:r>
             <m:rPr>
               <m:sty m:val="p"/>
             </m:rPr>
             <m:t>=</m:t>
           </m:r>
-          <m:d>
-            <m:dPr>
-              <m:begChr m:val="("/>
-              <m:sepChr m:val=""/>
-              <m:endChr m:val=")"/>
-              <m:grow/>
-            </m:dPr>
-            <m:e>
-              <m:r>
-                <m:t>0.4</m:t>
-              </m:r>
-            </m:e>
-          </m:d>
-          <m:d>
-            <m:dPr>
-              <m:begChr m:val="("/>
-              <m:sepChr m:val=""/>
-              <m:endChr m:val=")"/>
-              <m:grow/>
-            </m:dPr>
-            <m:e>
-              <m:r>
-                <m:t>0.5</m:t>
-              </m:r>
-            </m:e>
-          </m:d>
+          <m:r>
+            <m:rPr>
+              <m:sty m:val="p"/>
+            </m:rPr>
+            <m:t>(</m:t>
+          </m:r>
+          <m:r>
+            <m:t>0.4</m:t>
+          </m:r>
+          <m:r>
+            <m:rPr>
+              <m:sty m:val="p"/>
+            </m:rPr>
+            <m:t>)</m:t>
+          </m:r>
+          <m:r>
+            <m:rPr>
+              <m:sty m:val="p"/>
+            </m:rPr>
+            <m:t>(</m:t>
+          </m:r>
+          <m:r>
+            <m:t>0.5</m:t>
+          </m:r>
+          <m:r>
+            <m:rPr>
+              <m:sty m:val="p"/>
+            </m:rPr>
+            <m:t>)</m:t>
+          </m:r>
           <m:r>
             <m:rPr>
               <m:sty m:val="p"/>
@@ -2367,33 +2445,35 @@
       <m:oMath>
         <m:r>
           <m:rPr>
-            <m:sty m:val="p"/>
             <m:scr m:val="double-struck"/>
+            <m:sty m:val="p"/>
           </m:rPr>
           <m:t>P</m:t>
         </m:r>
-        <m:d>
-          <m:dPr>
-            <m:begChr m:val="("/>
-            <m:sepChr m:val=""/>
-            <m:endChr m:val=")"/>
-            <m:grow/>
-          </m:dPr>
-          <m:e>
-            <m:r>
-              <m:t>A</m:t>
-            </m:r>
-            <m:r>
-              <m:rPr>
-                <m:sty m:val="p"/>
-              </m:rPr>
-              <m:t>∩</m:t>
-            </m:r>
-            <m:r>
-              <m:t>B</m:t>
-            </m:r>
-          </m:e>
-        </m:d>
+        <m:r>
+          <m:rPr>
+            <m:sty m:val="p"/>
+          </m:rPr>
+          <m:t>(</m:t>
+        </m:r>
+        <m:r>
+          <m:t>A</m:t>
+        </m:r>
+        <m:r>
+          <m:rPr>
+            <m:sty m:val="p"/>
+          </m:rPr>
+          <m:t>∩</m:t>
+        </m:r>
+        <m:r>
+          <m:t>B</m:t>
+        </m:r>
+        <m:r>
+          <m:rPr>
+            <m:sty m:val="p"/>
+          </m:rPr>
+          <m:t>)</m:t>
+        </m:r>
         <m:r>
           <m:rPr>
             <m:sty m:val="p"/>
@@ -2402,44 +2482,48 @@
         </m:r>
         <m:r>
           <m:rPr>
-            <m:sty m:val="p"/>
             <m:scr m:val="double-struck"/>
+            <m:sty m:val="p"/>
           </m:rPr>
           <m:t>P</m:t>
         </m:r>
-        <m:d>
-          <m:dPr>
-            <m:begChr m:val="("/>
-            <m:sepChr m:val=""/>
-            <m:endChr m:val=")"/>
-            <m:grow/>
-          </m:dPr>
-          <m:e>
-            <m:r>
-              <m:t>A</m:t>
-            </m:r>
-          </m:e>
-        </m:d>
-        <m:r>
-          <m:rPr>
-            <m:sty m:val="p"/>
+        <m:r>
+          <m:rPr>
+            <m:sty m:val="p"/>
+          </m:rPr>
+          <m:t>(</m:t>
+        </m:r>
+        <m:r>
+          <m:t>A</m:t>
+        </m:r>
+        <m:r>
+          <m:rPr>
+            <m:sty m:val="p"/>
+          </m:rPr>
+          <m:t>)</m:t>
+        </m:r>
+        <m:r>
+          <m:rPr>
             <m:scr m:val="double-struck"/>
+            <m:sty m:val="p"/>
           </m:rPr>
           <m:t>P</m:t>
         </m:r>
-        <m:d>
-          <m:dPr>
-            <m:begChr m:val="("/>
-            <m:sepChr m:val=""/>
-            <m:endChr m:val=")"/>
-            <m:grow/>
-          </m:dPr>
-          <m:e>
-            <m:r>
-              <m:t>B</m:t>
-            </m:r>
-          </m:e>
-        </m:d>
+        <m:r>
+          <m:rPr>
+            <m:sty m:val="p"/>
+          </m:rPr>
+          <m:t>(</m:t>
+        </m:r>
+        <m:r>
+          <m:t>B</m:t>
+        </m:r>
+        <m:r>
+          <m:rPr>
+            <m:sty m:val="p"/>
+          </m:rPr>
+          <m:t>)</m:t>
+        </m:r>
       </m:oMath>
       <w:r>
         <w:t xml:space="preserve">, the events are</w:t>
@@ -2458,8 +2542,8 @@
         <w:t xml:space="preserve">.</w:t>
       </w:r>
     </w:p>
-    <w:bookmarkEnd w:id="31"/>
-    <w:bookmarkStart w:id="32" w:name="section-9"/>
+    <w:bookmarkEnd w:id="20"/>
+    <w:bookmarkStart w:id="21" w:name="section-9"/>
     <w:p>
       <w:pPr>
         <w:pStyle w:val="Heading4"/>
@@ -2481,24 +2565,26 @@
       <m:oMath>
         <m:r>
           <m:rPr>
-            <m:sty m:val="p"/>
             <m:scr m:val="double-struck"/>
+            <m:sty m:val="p"/>
           </m:rPr>
           <m:t>P</m:t>
         </m:r>
-        <m:d>
-          <m:dPr>
-            <m:begChr m:val="("/>
-            <m:sepChr m:val=""/>
-            <m:endChr m:val=")"/>
-            <m:grow/>
-          </m:dPr>
-          <m:e>
-            <m:r>
-              <m:t>A</m:t>
-            </m:r>
-          </m:e>
-        </m:d>
+        <m:r>
+          <m:rPr>
+            <m:sty m:val="p"/>
+          </m:rPr>
+          <m:t>(</m:t>
+        </m:r>
+        <m:r>
+          <m:t>A</m:t>
+        </m:r>
+        <m:r>
+          <m:rPr>
+            <m:sty m:val="p"/>
+          </m:rPr>
+          <m:t>)</m:t>
+        </m:r>
         <m:r>
           <m:rPr>
             <m:sty m:val="p"/>
@@ -2518,33 +2604,35 @@
       <m:oMath>
         <m:r>
           <m:rPr>
-            <m:sty m:val="p"/>
             <m:scr m:val="double-struck"/>
+            <m:sty m:val="p"/>
           </m:rPr>
           <m:t>P</m:t>
         </m:r>
-        <m:d>
-          <m:dPr>
-            <m:begChr m:val="("/>
-            <m:sepChr m:val=""/>
-            <m:endChr m:val=")"/>
-            <m:grow/>
-          </m:dPr>
-          <m:e>
-            <m:r>
-              <m:t>A</m:t>
-            </m:r>
-            <m:r>
-              <m:rPr>
-                <m:sty m:val="p"/>
-              </m:rPr>
-              <m:t>∣</m:t>
-            </m:r>
-            <m:r>
-              <m:t>B</m:t>
-            </m:r>
-          </m:e>
-        </m:d>
+        <m:r>
+          <m:rPr>
+            <m:sty m:val="p"/>
+          </m:rPr>
+          <m:t>(</m:t>
+        </m:r>
+        <m:r>
+          <m:t>A</m:t>
+        </m:r>
+        <m:r>
+          <m:rPr>
+            <m:sty m:val="p"/>
+          </m:rPr>
+          <m:t>∣</m:t>
+        </m:r>
+        <m:r>
+          <m:t>B</m:t>
+        </m:r>
+        <m:r>
+          <m:rPr>
+            <m:sty m:val="p"/>
+          </m:rPr>
+          <m:t>)</m:t>
+        </m:r>
         <m:r>
           <m:rPr>
             <m:sty m:val="p"/>
@@ -2569,33 +2657,35 @@
       <m:oMath>
         <m:r>
           <m:rPr>
-            <m:sty m:val="p"/>
             <m:scr m:val="double-struck"/>
+            <m:sty m:val="p"/>
           </m:rPr>
           <m:t>P</m:t>
         </m:r>
-        <m:d>
-          <m:dPr>
-            <m:begChr m:val="("/>
-            <m:sepChr m:val=""/>
-            <m:endChr m:val=")"/>
-            <m:grow/>
-          </m:dPr>
-          <m:e>
-            <m:r>
-              <m:t>A</m:t>
-            </m:r>
-            <m:r>
-              <m:rPr>
-                <m:sty m:val="p"/>
-              </m:rPr>
-              <m:t>∣</m:t>
-            </m:r>
-            <m:r>
-              <m:t>B</m:t>
-            </m:r>
-          </m:e>
-        </m:d>
+        <m:r>
+          <m:rPr>
+            <m:sty m:val="p"/>
+          </m:rPr>
+          <m:t>(</m:t>
+        </m:r>
+        <m:r>
+          <m:t>A</m:t>
+        </m:r>
+        <m:r>
+          <m:rPr>
+            <m:sty m:val="p"/>
+          </m:rPr>
+          <m:t>∣</m:t>
+        </m:r>
+        <m:r>
+          <m:t>B</m:t>
+        </m:r>
+        <m:r>
+          <m:rPr>
+            <m:sty m:val="p"/>
+          </m:rPr>
+          <m:t>)</m:t>
+        </m:r>
         <m:r>
           <m:rPr>
             <m:sty m:val="p"/>
@@ -2604,24 +2694,26 @@
         </m:r>
         <m:r>
           <m:rPr>
-            <m:sty m:val="p"/>
             <m:scr m:val="double-struck"/>
+            <m:sty m:val="p"/>
           </m:rPr>
           <m:t>P</m:t>
         </m:r>
-        <m:d>
-          <m:dPr>
-            <m:begChr m:val="("/>
-            <m:sepChr m:val=""/>
-            <m:endChr m:val=")"/>
-            <m:grow/>
-          </m:dPr>
-          <m:e>
-            <m:r>
-              <m:t>A</m:t>
-            </m:r>
-          </m:e>
-        </m:d>
+        <m:r>
+          <m:rPr>
+            <m:sty m:val="p"/>
+          </m:rPr>
+          <m:t>(</m:t>
+        </m:r>
+        <m:r>
+          <m:t>A</m:t>
+        </m:r>
+        <m:r>
+          <m:rPr>
+            <m:sty m:val="p"/>
+          </m:rPr>
+          <m:t>)</m:t>
+        </m:r>
       </m:oMath>
       <w:r>
         <w:t xml:space="preserve">, events are</w:t>
@@ -2640,8 +2732,8 @@
         <w:t xml:space="preserve">.</w:t>
       </w:r>
     </w:p>
-    <w:bookmarkEnd w:id="32"/>
-    <w:bookmarkStart w:id="33" w:name="section-10"/>
+    <w:bookmarkEnd w:id="21"/>
+    <w:bookmarkStart w:id="22" w:name="section-10"/>
     <w:p>
       <w:pPr>
         <w:pStyle w:val="Heading4"/>
@@ -2663,24 +2755,26 @@
       <m:oMath>
         <m:r>
           <m:rPr>
-            <m:sty m:val="p"/>
             <m:scr m:val="double-struck"/>
+            <m:sty m:val="p"/>
           </m:rPr>
           <m:t>P</m:t>
         </m:r>
-        <m:d>
-          <m:dPr>
-            <m:begChr m:val="("/>
-            <m:sepChr m:val=""/>
-            <m:endChr m:val=")"/>
-            <m:grow/>
-          </m:dPr>
-          <m:e>
-            <m:r>
-              <m:t>A</m:t>
-            </m:r>
-          </m:e>
-        </m:d>
+        <m:r>
+          <m:rPr>
+            <m:sty m:val="p"/>
+          </m:rPr>
+          <m:t>(</m:t>
+        </m:r>
+        <m:r>
+          <m:t>A</m:t>
+        </m:r>
+        <m:r>
+          <m:rPr>
+            <m:sty m:val="p"/>
+          </m:rPr>
+          <m:t>)</m:t>
+        </m:r>
         <m:r>
           <m:rPr>
             <m:sty m:val="p"/>
@@ -2700,24 +2794,26 @@
       <m:oMath>
         <m:r>
           <m:rPr>
-            <m:sty m:val="p"/>
             <m:scr m:val="double-struck"/>
+            <m:sty m:val="p"/>
           </m:rPr>
           <m:t>P</m:t>
         </m:r>
-        <m:d>
-          <m:dPr>
-            <m:begChr m:val="("/>
-            <m:sepChr m:val=""/>
-            <m:endChr m:val=")"/>
-            <m:grow/>
-          </m:dPr>
-          <m:e>
-            <m:r>
-              <m:t>B</m:t>
-            </m:r>
-          </m:e>
-        </m:d>
+        <m:r>
+          <m:rPr>
+            <m:sty m:val="p"/>
+          </m:rPr>
+          <m:t>(</m:t>
+        </m:r>
+        <m:r>
+          <m:t>B</m:t>
+        </m:r>
+        <m:r>
+          <m:rPr>
+            <m:sty m:val="p"/>
+          </m:rPr>
+          <m:t>)</m:t>
+        </m:r>
         <m:r>
           <m:rPr>
             <m:sty m:val="p"/>
@@ -2737,33 +2833,35 @@
       <m:oMath>
         <m:r>
           <m:rPr>
-            <m:sty m:val="p"/>
             <m:scr m:val="double-struck"/>
+            <m:sty m:val="p"/>
           </m:rPr>
           <m:t>P</m:t>
         </m:r>
-        <m:d>
-          <m:dPr>
-            <m:begChr m:val="("/>
-            <m:sepChr m:val=""/>
-            <m:endChr m:val=")"/>
-            <m:grow/>
-          </m:dPr>
-          <m:e>
-            <m:r>
-              <m:t>A</m:t>
-            </m:r>
-            <m:r>
-              <m:rPr>
-                <m:sty m:val="p"/>
-              </m:rPr>
-              <m:t>∩</m:t>
-            </m:r>
-            <m:r>
-              <m:t>B</m:t>
-            </m:r>
-          </m:e>
-        </m:d>
+        <m:r>
+          <m:rPr>
+            <m:sty m:val="p"/>
+          </m:rPr>
+          <m:t>(</m:t>
+        </m:r>
+        <m:r>
+          <m:t>A</m:t>
+        </m:r>
+        <m:r>
+          <m:rPr>
+            <m:sty m:val="p"/>
+          </m:rPr>
+          <m:t>∩</m:t>
+        </m:r>
+        <m:r>
+          <m:t>B</m:t>
+        </m:r>
+        <m:r>
+          <m:rPr>
+            <m:sty m:val="p"/>
+          </m:rPr>
+          <m:t>)</m:t>
+        </m:r>
         <m:r>
           <m:rPr>
             <m:sty m:val="p"/>
@@ -2794,76 +2892,84 @@
         <m:oMath>
           <m:r>
             <m:rPr>
-              <m:sty m:val="p"/>
               <m:scr m:val="double-struck"/>
+              <m:sty m:val="p"/>
             </m:rPr>
             <m:t>P</m:t>
           </m:r>
-          <m:d>
-            <m:dPr>
-              <m:begChr m:val="("/>
-              <m:sepChr m:val=""/>
-              <m:endChr m:val=")"/>
-              <m:grow/>
-            </m:dPr>
-            <m:e>
-              <m:r>
-                <m:t>A</m:t>
-              </m:r>
-            </m:e>
-          </m:d>
-          <m:r>
-            <m:rPr>
-              <m:sty m:val="p"/>
+          <m:r>
+            <m:rPr>
+              <m:sty m:val="p"/>
+            </m:rPr>
+            <m:t>(</m:t>
+          </m:r>
+          <m:r>
+            <m:t>A</m:t>
+          </m:r>
+          <m:r>
+            <m:rPr>
+              <m:sty m:val="p"/>
+            </m:rPr>
+            <m:t>)</m:t>
+          </m:r>
+          <m:r>
+            <m:rPr>
               <m:scr m:val="double-struck"/>
+              <m:sty m:val="p"/>
             </m:rPr>
             <m:t>P</m:t>
           </m:r>
-          <m:d>
-            <m:dPr>
-              <m:begChr m:val="("/>
-              <m:sepChr m:val=""/>
-              <m:endChr m:val=")"/>
-              <m:grow/>
-            </m:dPr>
-            <m:e>
-              <m:r>
-                <m:t>B</m:t>
-              </m:r>
-            </m:e>
-          </m:d>
+          <m:r>
+            <m:rPr>
+              <m:sty m:val="p"/>
+            </m:rPr>
+            <m:t>(</m:t>
+          </m:r>
+          <m:r>
+            <m:t>B</m:t>
+          </m:r>
+          <m:r>
+            <m:rPr>
+              <m:sty m:val="p"/>
+            </m:rPr>
+            <m:t>)</m:t>
+          </m:r>
           <m:r>
             <m:rPr>
               <m:sty m:val="p"/>
             </m:rPr>
             <m:t>=</m:t>
           </m:r>
-          <m:d>
-            <m:dPr>
-              <m:begChr m:val="("/>
-              <m:sepChr m:val=""/>
-              <m:endChr m:val=")"/>
-              <m:grow/>
-            </m:dPr>
-            <m:e>
-              <m:r>
-                <m:t>0.5</m:t>
-              </m:r>
-            </m:e>
-          </m:d>
-          <m:d>
-            <m:dPr>
-              <m:begChr m:val="("/>
-              <m:sepChr m:val=""/>
-              <m:endChr m:val=")"/>
-              <m:grow/>
-            </m:dPr>
-            <m:e>
-              <m:r>
-                <m:t>0.4</m:t>
-              </m:r>
-            </m:e>
-          </m:d>
+          <m:r>
+            <m:rPr>
+              <m:sty m:val="p"/>
+            </m:rPr>
+            <m:t>(</m:t>
+          </m:r>
+          <m:r>
+            <m:t>0.5</m:t>
+          </m:r>
+          <m:r>
+            <m:rPr>
+              <m:sty m:val="p"/>
+            </m:rPr>
+            <m:t>)</m:t>
+          </m:r>
+          <m:r>
+            <m:rPr>
+              <m:sty m:val="p"/>
+            </m:rPr>
+            <m:t>(</m:t>
+          </m:r>
+          <m:r>
+            <m:t>0.4</m:t>
+          </m:r>
+          <m:r>
+            <m:rPr>
+              <m:sty m:val="p"/>
+            </m:rPr>
+            <m:t>)</m:t>
+          </m:r>
           <m:r>
             <m:rPr>
               <m:sty m:val="p"/>
@@ -2890,33 +2996,35 @@
           </m:r>
           <m:r>
             <m:rPr>
-              <m:sty m:val="p"/>
               <m:scr m:val="double-struck"/>
+              <m:sty m:val="p"/>
             </m:rPr>
             <m:t>P</m:t>
           </m:r>
-          <m:d>
-            <m:dPr>
-              <m:begChr m:val="("/>
-              <m:sepChr m:val=""/>
-              <m:endChr m:val=")"/>
-              <m:grow/>
-            </m:dPr>
-            <m:e>
-              <m:r>
-                <m:t>A</m:t>
-              </m:r>
-              <m:r>
-                <m:rPr>
-                  <m:sty m:val="p"/>
-                </m:rPr>
-                <m:t>∩</m:t>
-              </m:r>
-              <m:r>
-                <m:t>B</m:t>
-              </m:r>
-            </m:e>
-          </m:d>
+          <m:r>
+            <m:rPr>
+              <m:sty m:val="p"/>
+            </m:rPr>
+            <m:t>(</m:t>
+          </m:r>
+          <m:r>
+            <m:t>A</m:t>
+          </m:r>
+          <m:r>
+            <m:rPr>
+              <m:sty m:val="p"/>
+            </m:rPr>
+            <m:t>∩</m:t>
+          </m:r>
+          <m:r>
+            <m:t>B</m:t>
+          </m:r>
+          <m:r>
+            <m:rPr>
+              <m:sty m:val="p"/>
+            </m:rPr>
+            <m:t>)</m:t>
+          </m:r>
         </m:oMath>
       </m:oMathPara>
     </w:p>
@@ -2933,33 +3041,35 @@
       <m:oMath>
         <m:r>
           <m:rPr>
-            <m:sty m:val="p"/>
             <m:scr m:val="double-struck"/>
+            <m:sty m:val="p"/>
           </m:rPr>
           <m:t>P</m:t>
         </m:r>
-        <m:d>
-          <m:dPr>
-            <m:begChr m:val="("/>
-            <m:sepChr m:val=""/>
-            <m:endChr m:val=")"/>
-            <m:grow/>
-          </m:dPr>
-          <m:e>
-            <m:r>
-              <m:t>A</m:t>
-            </m:r>
-            <m:r>
-              <m:rPr>
-                <m:sty m:val="p"/>
-              </m:rPr>
-              <m:t>∩</m:t>
-            </m:r>
-            <m:r>
-              <m:t>B</m:t>
-            </m:r>
-          </m:e>
-        </m:d>
+        <m:r>
+          <m:rPr>
+            <m:sty m:val="p"/>
+          </m:rPr>
+          <m:t>(</m:t>
+        </m:r>
+        <m:r>
+          <m:t>A</m:t>
+        </m:r>
+        <m:r>
+          <m:rPr>
+            <m:sty m:val="p"/>
+          </m:rPr>
+          <m:t>∩</m:t>
+        </m:r>
+        <m:r>
+          <m:t>B</m:t>
+        </m:r>
+        <m:r>
+          <m:rPr>
+            <m:sty m:val="p"/>
+          </m:rPr>
+          <m:t>)</m:t>
+        </m:r>
         <m:r>
           <m:rPr>
             <m:sty m:val="p"/>
@@ -2968,44 +3078,48 @@
         </m:r>
         <m:r>
           <m:rPr>
-            <m:sty m:val="p"/>
             <m:scr m:val="double-struck"/>
+            <m:sty m:val="p"/>
           </m:rPr>
           <m:t>P</m:t>
         </m:r>
-        <m:d>
-          <m:dPr>
-            <m:begChr m:val="("/>
-            <m:sepChr m:val=""/>
-            <m:endChr m:val=")"/>
-            <m:grow/>
-          </m:dPr>
-          <m:e>
-            <m:r>
-              <m:t>A</m:t>
-            </m:r>
-          </m:e>
-        </m:d>
-        <m:r>
-          <m:rPr>
-            <m:sty m:val="p"/>
+        <m:r>
+          <m:rPr>
+            <m:sty m:val="p"/>
+          </m:rPr>
+          <m:t>(</m:t>
+        </m:r>
+        <m:r>
+          <m:t>A</m:t>
+        </m:r>
+        <m:r>
+          <m:rPr>
+            <m:sty m:val="p"/>
+          </m:rPr>
+          <m:t>)</m:t>
+        </m:r>
+        <m:r>
+          <m:rPr>
             <m:scr m:val="double-struck"/>
+            <m:sty m:val="p"/>
           </m:rPr>
           <m:t>P</m:t>
         </m:r>
-        <m:d>
-          <m:dPr>
-            <m:begChr m:val="("/>
-            <m:sepChr m:val=""/>
-            <m:endChr m:val=")"/>
-            <m:grow/>
-          </m:dPr>
-          <m:e>
-            <m:r>
-              <m:t>B</m:t>
-            </m:r>
-          </m:e>
-        </m:d>
+        <m:r>
+          <m:rPr>
+            <m:sty m:val="p"/>
+          </m:rPr>
+          <m:t>(</m:t>
+        </m:r>
+        <m:r>
+          <m:t>B</m:t>
+        </m:r>
+        <m:r>
+          <m:rPr>
+            <m:sty m:val="p"/>
+          </m:rPr>
+          <m:t>)</m:t>
+        </m:r>
       </m:oMath>
       <w:r>
         <w:t xml:space="preserve">, the events are</w:t>
@@ -3024,8 +3138,8 @@
         <w:t xml:space="preserve">.</w:t>
       </w:r>
     </w:p>
-    <w:bookmarkEnd w:id="33"/>
-    <w:bookmarkStart w:id="34" w:name="section-11"/>
+    <w:bookmarkEnd w:id="22"/>
+    <w:bookmarkStart w:id="23" w:name="section-11"/>
     <w:p>
       <w:pPr>
         <w:pStyle w:val="Heading4"/>
@@ -3047,24 +3161,26 @@
       <m:oMath>
         <m:r>
           <m:rPr>
-            <m:sty m:val="p"/>
             <m:scr m:val="double-struck"/>
+            <m:sty m:val="p"/>
           </m:rPr>
           <m:t>P</m:t>
         </m:r>
-        <m:d>
-          <m:dPr>
-            <m:begChr m:val="("/>
-            <m:sepChr m:val=""/>
-            <m:endChr m:val=")"/>
-            <m:grow/>
-          </m:dPr>
-          <m:e>
-            <m:r>
-              <m:t>A</m:t>
-            </m:r>
-          </m:e>
-        </m:d>
+        <m:r>
+          <m:rPr>
+            <m:sty m:val="p"/>
+          </m:rPr>
+          <m:t>(</m:t>
+        </m:r>
+        <m:r>
+          <m:t>A</m:t>
+        </m:r>
+        <m:r>
+          <m:rPr>
+            <m:sty m:val="p"/>
+          </m:rPr>
+          <m:t>)</m:t>
+        </m:r>
         <m:r>
           <m:rPr>
             <m:sty m:val="p"/>
@@ -3084,33 +3200,35 @@
       <m:oMath>
         <m:r>
           <m:rPr>
-            <m:sty m:val="p"/>
             <m:scr m:val="double-struck"/>
+            <m:sty m:val="p"/>
           </m:rPr>
           <m:t>P</m:t>
         </m:r>
-        <m:d>
-          <m:dPr>
-            <m:begChr m:val="("/>
-            <m:sepChr m:val=""/>
-            <m:endChr m:val=")"/>
-            <m:grow/>
-          </m:dPr>
-          <m:e>
-            <m:r>
-              <m:t>A</m:t>
-            </m:r>
-            <m:r>
-              <m:rPr>
-                <m:sty m:val="p"/>
-              </m:rPr>
-              <m:t>∣</m:t>
-            </m:r>
-            <m:r>
-              <m:t>B</m:t>
-            </m:r>
-          </m:e>
-        </m:d>
+        <m:r>
+          <m:rPr>
+            <m:sty m:val="p"/>
+          </m:rPr>
+          <m:t>(</m:t>
+        </m:r>
+        <m:r>
+          <m:t>A</m:t>
+        </m:r>
+        <m:r>
+          <m:rPr>
+            <m:sty m:val="p"/>
+          </m:rPr>
+          <m:t>∣</m:t>
+        </m:r>
+        <m:r>
+          <m:t>B</m:t>
+        </m:r>
+        <m:r>
+          <m:rPr>
+            <m:sty m:val="p"/>
+          </m:rPr>
+          <m:t>)</m:t>
+        </m:r>
         <m:r>
           <m:rPr>
             <m:sty m:val="p"/>
@@ -3135,33 +3253,35 @@
       <m:oMath>
         <m:r>
           <m:rPr>
-            <m:sty m:val="p"/>
             <m:scr m:val="double-struck"/>
+            <m:sty m:val="p"/>
           </m:rPr>
           <m:t>P</m:t>
         </m:r>
-        <m:d>
-          <m:dPr>
-            <m:begChr m:val="("/>
-            <m:sepChr m:val=""/>
-            <m:endChr m:val=")"/>
-            <m:grow/>
-          </m:dPr>
-          <m:e>
-            <m:r>
-              <m:t>A</m:t>
-            </m:r>
-            <m:r>
-              <m:rPr>
-                <m:sty m:val="p"/>
-              </m:rPr>
-              <m:t>∣</m:t>
-            </m:r>
-            <m:r>
-              <m:t>B</m:t>
-            </m:r>
-          </m:e>
-        </m:d>
+        <m:r>
+          <m:rPr>
+            <m:sty m:val="p"/>
+          </m:rPr>
+          <m:t>(</m:t>
+        </m:r>
+        <m:r>
+          <m:t>A</m:t>
+        </m:r>
+        <m:r>
+          <m:rPr>
+            <m:sty m:val="p"/>
+          </m:rPr>
+          <m:t>∣</m:t>
+        </m:r>
+        <m:r>
+          <m:t>B</m:t>
+        </m:r>
+        <m:r>
+          <m:rPr>
+            <m:sty m:val="p"/>
+          </m:rPr>
+          <m:t>)</m:t>
+        </m:r>
         <m:r>
           <m:rPr>
             <m:sty m:val="p"/>
@@ -3170,24 +3290,26 @@
         </m:r>
         <m:r>
           <m:rPr>
-            <m:sty m:val="p"/>
             <m:scr m:val="double-struck"/>
+            <m:sty m:val="p"/>
           </m:rPr>
           <m:t>P</m:t>
         </m:r>
-        <m:d>
-          <m:dPr>
-            <m:begChr m:val="("/>
-            <m:sepChr m:val=""/>
-            <m:endChr m:val=")"/>
-            <m:grow/>
-          </m:dPr>
-          <m:e>
-            <m:r>
-              <m:t>A</m:t>
-            </m:r>
-          </m:e>
-        </m:d>
+        <m:r>
+          <m:rPr>
+            <m:sty m:val="p"/>
+          </m:rPr>
+          <m:t>(</m:t>
+        </m:r>
+        <m:r>
+          <m:t>A</m:t>
+        </m:r>
+        <m:r>
+          <m:rPr>
+            <m:sty m:val="p"/>
+          </m:rPr>
+          <m:t>)</m:t>
+        </m:r>
       </m:oMath>
       <w:r>
         <w:t xml:space="preserve">, the events are</w:t>
@@ -3220,9 +3342,9 @@
         </w:pict>
       </w:r>
     </w:p>
-    <w:bookmarkEnd w:id="34"/>
-    <w:bookmarkEnd w:id="35"/>
-    <w:bookmarkStart w:id="37" w:name="version-history-and-licensing"/>
+    <w:bookmarkEnd w:id="23"/>
+    <w:bookmarkEnd w:id="24"/>
+    <w:bookmarkStart w:id="26" w:name="version-history-and-licensing"/>
     <w:p>
       <w:pPr>
         <w:pStyle w:val="Heading2"/>
@@ -3243,7 +3365,7 @@
       <w:pPr>
         <w:pStyle w:val="BodyText"/>
       </w:pPr>
-      <w:hyperlink r:id="rId36">
+      <w:hyperlink r:id="rId25">
         <w:r>
           <w:rPr>
             <w:rStyle w:val="Hyperlink"/>
@@ -3252,7 +3374,7 @@
         </w:r>
       </w:hyperlink>
     </w:p>
-    <w:bookmarkEnd w:id="37"/>
+    <w:bookmarkEnd w:id="26"/>
     <w:sectPr>
       <w:pgSz w:h="15840" w:w="12240"/>
       <w:pgMar w:bottom="1440" w:footer="720" w:gutter="0" w:header="720" w:left="1440" w:right="1440" w:top="1440"/>
